--- a/disciplinas/model_based_design/entrega_docx/TEMPLATE ENTREGA DE TRABALHO - Model Based Design for Cyber-Physical Systems - ESTUDANTE.docx
+++ b/disciplinas/model_based_design/entrega_docx/TEMPLATE ENTREGA DE TRABALHO - Model Based Design for Cyber-Physical Systems - ESTUDANTE.docx
@@ -5488,7 +5488,7 @@
                 <w:b/>
                 <w:sz w:val="24"/>
               </w:rPr>
-              <w:t>3. Vídeo de apresentação — (25% da nota)</w:t>
+              <w:t>3. Vídeo Pitch — (25% da nota)</w:t>
             </w:r>
           </w:p>
           <w:p>
@@ -6190,7 +6190,7 @@
           <w:b/>
           <w:sz w:val="24"/>
         </w:rPr>
-        <w:t>2. Pesquise</w:t>
+        <w:t>2. Fontes de Pesquisa</w:t>
       </w:r>
     </w:p>
     <w:p>
